--- a/docs/Simple-Shell_SRS_v1.2.docx
+++ b/docs/Simple-Shell_SRS_v1.2.docx
@@ -7434,6 +7434,85 @@
         </w:tc>
       </w:tr>
     </w:tbl>
+    <w:p>
+      <w:r>
+        <w:br w:type="page"/>
+      </w:r>
+    </w:p>
+    <w:p>
+      <w:r>
+        <w:rPr>
+          <w:b/>
+        </w:rPr>
+        <w:t>Finalization Addendum - Version 1.3</w:t>
+      </w:r>
+    </w:p>
+    <w:p>
+      <w:r>
+        <w:t>Date: 30 October 2026</w:t>
+      </w:r>
+    </w:p>
+    <w:p>
+      <w:r>
+        <w:t>Status: Final implementation alignment</w:t>
+      </w:r>
+    </w:p>
+    <w:p>
+      <w:r>
+        <w:t>The approved requirements remain unchanged. This addendum records how the delivered implementation and verification artifacts align with the SRS.</w:t>
+      </w:r>
+    </w:p>
+    <w:p>
+      <w:r>
+        <w:rPr>
+          <w:b/>
+        </w:rPr>
+        <w:t>Implementation and verification alignment</w:t>
+      </w:r>
+    </w:p>
+    <w:p>
+      <w:r>
+        <w:t>- Core requirements for parsing, built-ins, command execution, PATH and environment handling, redirection, pipelines, background execution, and job listing are implemented.</w:t>
+      </w:r>
+    </w:p>
+    <w:p>
+      <w:r>
+        <w:t>- The requirements traceability map in docs/rtm_code_references.md identifies the source functions, tests, and implementation status for each requirement.</w:t>
+      </w:r>
+    </w:p>
+    <w:p>
+      <w:r>
+        <w:t>- The final verification baseline is make clean &amp;&amp; make test: 12 parser checks, 9 executor checks, and 40 integration checks passed on Linux CI.</w:t>
+      </w:r>
+    </w:p>
+    <w:p>
+      <w:r>
+        <w:t>- The README and docs/test_evidence.md contain the reproducible build/test instructions, coverage summary, limitations, and manual screenshot checklist.</w:t>
+      </w:r>
+    </w:p>
+    <w:p>
+      <w:r>
+        <w:rPr>
+          <w:b/>
+        </w:rPr>
+        <w:t>Documented deviations</w:t>
+      </w:r>
+    </w:p>
+    <w:p>
+      <w:r>
+        <w:t>- Command history and interactive SIGINT/SIGTSTP handling remain outside the delivered implementation and are marked not implemented in the RTM.</w:t>
+      </w:r>
+    </w:p>
+    <w:p>
+      <w:r>
+        <w:t>- Unsupported operators and job-control commands are documented in the README and test evidence.</w:t>
+      </w:r>
+    </w:p>
+    <w:p>
+      <w:r>
+        <w:t>- Coverage gaps are explicitly marked where an implementation exists but no dedicated test verifies every aspect of the requirement.</w:t>
+      </w:r>
+    </w:p>
     <w:sectPr>
       <w:pgSz w:w="11906" w:h="16838" w:orient="portrait"/>
       <w:pgMar w:top="1080" w:right="1200" w:bottom="1080" w:left="1200" w:header="708" w:footer="708" w:gutter="0"/>

--- a/docs/Simple-Shell_SRS_v1.2.docx
+++ b/docs/Simple-Shell_SRS_v1.2.docx
@@ -323,17 +323,7 @@
           </w:tcPr>
           <w:p>
             <w:r>
-              <w:rPr>
-                <w:rFonts w:ascii="Calibri" w:cs="Calibri" w:eastAsia="Calibri" w:hAnsi="Calibri"/>
-                <w:b w:val="false"/>
-                <w:bCs w:val="false"/>
-                <w:i w:val="false"/>
-                <w:iCs w:val="false"/>
-                <w:color w:val="000000"/>
-                <w:sz w:val="20"/>
-                <w:szCs w:val="20"/>
-              </w:rPr>
-              <w:t xml:space="preserve">[Fill Date]</w:t>
+              <w:t>2026-09-30</w:t>
             </w:r>
           </w:p>
         </w:tc>
@@ -429,17 +419,7 @@
           </w:tcPr>
           <w:p>
             <w:r>
-              <w:rPr>
-                <w:rFonts w:ascii="Calibri" w:cs="Calibri" w:eastAsia="Calibri" w:hAnsi="Calibri"/>
-                <w:b w:val="false"/>
-                <w:bCs w:val="false"/>
-                <w:i w:val="false"/>
-                <w:iCs w:val="false"/>
-                <w:color w:val="000000"/>
-                <w:sz w:val="20"/>
-                <w:szCs w:val="20"/>
-              </w:rPr>
-              <w:t xml:space="preserve">[Fill Date]</w:t>
+              <w:t>2026-10-03</w:t>
             </w:r>
           </w:p>
         </w:tc>
@@ -535,17 +515,7 @@
           </w:tcPr>
           <w:p>
             <w:r>
-              <w:rPr>
-                <w:rFonts w:ascii="Calibri" w:cs="Calibri" w:eastAsia="Calibri" w:hAnsi="Calibri"/>
-                <w:b w:val="false"/>
-                <w:bCs w:val="false"/>
-                <w:i w:val="false"/>
-                <w:iCs w:val="false"/>
-                <w:color w:val="000000"/>
-                <w:sz w:val="20"/>
-                <w:szCs w:val="20"/>
-              </w:rPr>
-              <w:t xml:space="preserve">[Fill Date]</w:t>
+              <w:t>2026-10-06</w:t>
             </w:r>
           </w:p>
         </w:tc>
@@ -598,6 +568,48 @@
                 <w:szCs w:val="20"/>
               </w:rPr>
               <w:t xml:space="preserve">1.2</w:t>
+            </w:r>
+          </w:p>
+        </w:tc>
+      </w:tr>
+      <w:tr>
+        <w:tc>
+          <w:tcPr>
+            <w:tcW w:type="dxa" w:w="1800"/>
+          </w:tcPr>
+          <w:p>
+            <w:r>
+              <w:t>Diya</w:t>
+            </w:r>
+          </w:p>
+        </w:tc>
+        <w:tc>
+          <w:tcPr>
+            <w:tcW w:type="dxa" w:w="1500"/>
+          </w:tcPr>
+          <w:p>
+            <w:r>
+              <w:t>2026-10-30</w:t>
+            </w:r>
+          </w:p>
+        </w:tc>
+        <w:tc>
+          <w:tcPr>
+            <w:tcW w:type="dxa" w:w="4000"/>
+          </w:tcPr>
+          <w:p>
+            <w:r>
+              <w:t>Final implementation alignment, traceability references, test coverage, deviations, and evidence checklist</w:t>
+            </w:r>
+          </w:p>
+        </w:tc>
+        <w:tc>
+          <w:tcPr>
+            <w:tcW w:type="dxa" w:w="1200"/>
+          </w:tcPr>
+          <w:p>
+            <w:r>
+              <w:t>1.3</w:t>
             </w:r>
           </w:p>
         </w:tc>
@@ -4768,17 +4780,7 @@
           </w:tcPr>
           <w:p>
             <w:r>
-              <w:rPr>
-                <w:rFonts w:ascii="Calibri" w:cs="Calibri" w:eastAsia="Calibri" w:hAnsi="Calibri"/>
-                <w:b w:val="false"/>
-                <w:bCs w:val="false"/>
-                <w:i w:val="false"/>
-                <w:iCs w:val="false"/>
-                <w:color w:val="000000"/>
-                <w:sz w:val="20"/>
-                <w:szCs w:val="20"/>
-              </w:rPr>
-              <w:t xml:space="preserve"/>
+              <w:t>src/main.c: main</w:t>
             </w:r>
           </w:p>
         </w:tc>
@@ -4874,17 +4876,7 @@
           </w:tcPr>
           <w:p>
             <w:r>
-              <w:rPr>
-                <w:rFonts w:ascii="Calibri" w:cs="Calibri" w:eastAsia="Calibri" w:hAnsi="Calibri"/>
-                <w:b w:val="false"/>
-                <w:bCs w:val="false"/>
-                <w:i w:val="false"/>
-                <w:iCs w:val="false"/>
-                <w:color w:val="000000"/>
-                <w:sz w:val="20"/>
-                <w:szCs w:val="20"/>
-              </w:rPr>
-              <w:t xml:space="preserve"/>
+              <w:t>src/main.c: main</w:t>
             </w:r>
           </w:p>
         </w:tc>
@@ -4980,17 +4972,7 @@
           </w:tcPr>
           <w:p>
             <w:r>
-              <w:rPr>
-                <w:rFonts w:ascii="Calibri" w:cs="Calibri" w:eastAsia="Calibri" w:hAnsi="Calibri"/>
-                <w:b w:val="false"/>
-                <w:bCs w:val="false"/>
-                <w:i w:val="false"/>
-                <w:iCs w:val="false"/>
-                <w:color w:val="000000"/>
-                <w:sz w:val="20"/>
-                <w:szCs w:val="20"/>
-              </w:rPr>
-              <w:t xml:space="preserve"/>
+              <w:t>src/builtins.c: is_builtin, run_builtin; src/executor.c: execute_commands</w:t>
             </w:r>
           </w:p>
         </w:tc>
@@ -5086,17 +5068,7 @@
           </w:tcPr>
           <w:p>
             <w:r>
-              <w:rPr>
-                <w:rFonts w:ascii="Calibri" w:cs="Calibri" w:eastAsia="Calibri" w:hAnsi="Calibri"/>
-                <w:b w:val="false"/>
-                <w:bCs w:val="false"/>
-                <w:i w:val="false"/>
-                <w:iCs w:val="false"/>
-                <w:color w:val="000000"/>
-                <w:sz w:val="20"/>
-                <w:szCs w:val="20"/>
-              </w:rPr>
-              <w:t xml:space="preserve"/>
+              <w:t>src/builtins.c: run_builtin</w:t>
             </w:r>
           </w:p>
         </w:tc>
@@ -5192,17 +5164,7 @@
           </w:tcPr>
           <w:p>
             <w:r>
-              <w:rPr>
-                <w:rFonts w:ascii="Calibri" w:cs="Calibri" w:eastAsia="Calibri" w:hAnsi="Calibri"/>
-                <w:b w:val="false"/>
-                <w:bCs w:val="false"/>
-                <w:i w:val="false"/>
-                <w:iCs w:val="false"/>
-                <w:color w:val="000000"/>
-                <w:sz w:val="20"/>
-                <w:szCs w:val="20"/>
-              </w:rPr>
-              <w:t xml:space="preserve"/>
+              <w:t>src/parser.c: parse_line, parse_word</w:t>
             </w:r>
           </w:p>
         </w:tc>
@@ -5298,17 +5260,7 @@
           </w:tcPr>
           <w:p>
             <w:r>
-              <w:rPr>
-                <w:rFonts w:ascii="Calibri" w:cs="Calibri" w:eastAsia="Calibri" w:hAnsi="Calibri"/>
-                <w:b w:val="false"/>
-                <w:bCs w:val="false"/>
-                <w:i w:val="false"/>
-                <w:iCs w:val="false"/>
-                <w:color w:val="000000"/>
-                <w:sz w:val="20"/>
-                <w:szCs w:val="20"/>
-              </w:rPr>
-              <w:t xml:space="preserve"/>
+              <w:t>src/parser.c: parse_word</w:t>
             </w:r>
           </w:p>
         </w:tc>
@@ -5404,17 +5356,7 @@
           </w:tcPr>
           <w:p>
             <w:r>
-              <w:rPr>
-                <w:rFonts w:ascii="Calibri" w:cs="Calibri" w:eastAsia="Calibri" w:hAnsi="Calibri"/>
-                <w:b w:val="false"/>
-                <w:bCs w:val="false"/>
-                <w:i w:val="false"/>
-                <w:iCs w:val="false"/>
-                <w:color w:val="000000"/>
-                <w:sz w:val="20"/>
-                <w:szCs w:val="20"/>
-              </w:rPr>
-              <w:t xml:space="preserve"/>
+              <w:t>src/parser.c: parse_line</w:t>
             </w:r>
           </w:p>
         </w:tc>
@@ -5510,17 +5452,7 @@
           </w:tcPr>
           <w:p>
             <w:r>
-              <w:rPr>
-                <w:rFonts w:ascii="Calibri" w:cs="Calibri" w:eastAsia="Calibri" w:hAnsi="Calibri"/>
-                <w:b w:val="false"/>
-                <w:bCs w:val="false"/>
-                <w:i w:val="false"/>
-                <w:iCs w:val="false"/>
-                <w:color w:val="000000"/>
-                <w:sz w:val="20"/>
-                <w:szCs w:val="20"/>
-              </w:rPr>
-              <w:t xml:space="preserve"/>
+              <w:t>src/main.c: main; src/parser.c: parse_line</w:t>
             </w:r>
           </w:p>
         </w:tc>
@@ -5616,17 +5548,7 @@
           </w:tcPr>
           <w:p>
             <w:r>
-              <w:rPr>
-                <w:rFonts w:ascii="Calibri" w:cs="Calibri" w:eastAsia="Calibri" w:hAnsi="Calibri"/>
-                <w:b w:val="false"/>
-                <w:bCs w:val="false"/>
-                <w:i w:val="false"/>
-                <w:iCs w:val="false"/>
-                <w:color w:val="000000"/>
-                <w:sz w:val="20"/>
-                <w:szCs w:val="20"/>
-              </w:rPr>
-              <w:t xml:space="preserve"/>
+              <w:t>src/executor.c: execute_command, execute_pipeline, exec_command</w:t>
             </w:r>
           </w:p>
         </w:tc>
@@ -5722,17 +5644,7 @@
           </w:tcPr>
           <w:p>
             <w:r>
-              <w:rPr>
-                <w:rFonts w:ascii="Calibri" w:cs="Calibri" w:eastAsia="Calibri" w:hAnsi="Calibri"/>
-                <w:b w:val="false"/>
-                <w:bCs w:val="false"/>
-                <w:i w:val="false"/>
-                <w:iCs w:val="false"/>
-                <w:color w:val="000000"/>
-                <w:sz w:val="20"/>
-                <w:szCs w:val="20"/>
-              </w:rPr>
-              <w:t xml:space="preserve"/>
+              <w:t>src/environment.c: resolve_executable_path; src/executor.c: exec_command</w:t>
             </w:r>
           </w:p>
         </w:tc>
@@ -5828,17 +5740,7 @@
           </w:tcPr>
           <w:p>
             <w:r>
-              <w:rPr>
-                <w:rFonts w:ascii="Calibri" w:cs="Calibri" w:eastAsia="Calibri" w:hAnsi="Calibri"/>
-                <w:b w:val="false"/>
-                <w:bCs w:val="false"/>
-                <w:i w:val="false"/>
-                <w:iCs w:val="false"/>
-                <w:color w:val="000000"/>
-                <w:sz w:val="20"/>
-                <w:szCs w:val="20"/>
-              </w:rPr>
-              <w:t xml:space="preserve"/>
+              <w:t>src/executor.c: execute_command, execute_pipeline</w:t>
             </w:r>
           </w:p>
         </w:tc>
@@ -5934,17 +5836,7 @@
           </w:tcPr>
           <w:p>
             <w:r>
-              <w:rPr>
-                <w:rFonts w:ascii="Calibri" w:cs="Calibri" w:eastAsia="Calibri" w:hAnsi="Calibri"/>
-                <w:b w:val="false"/>
-                <w:bCs w:val="false"/>
-                <w:i w:val="false"/>
-                <w:iCs w:val="false"/>
-                <w:color w:val="000000"/>
-                <w:sz w:val="20"/>
-                <w:szCs w:val="20"/>
-              </w:rPr>
-              <w:t xml:space="preserve"/>
+              <w:t>src/executor.c: exec_command</w:t>
             </w:r>
           </w:p>
         </w:tc>
@@ -6040,17 +5932,7 @@
           </w:tcPr>
           <w:p>
             <w:r>
-              <w:rPr>
-                <w:rFonts w:ascii="Calibri" w:cs="Calibri" w:eastAsia="Calibri" w:hAnsi="Calibri"/>
-                <w:b w:val="false"/>
-                <w:bCs w:val="false"/>
-                <w:i w:val="false"/>
-                <w:iCs w:val="false"/>
-                <w:color w:val="000000"/>
-                <w:sz w:val="20"/>
-                <w:szCs w:val="20"/>
-              </w:rPr>
-              <w:t xml:space="preserve"/>
+              <w:t>src/redirection.c: apply_redirection</w:t>
             </w:r>
           </w:p>
         </w:tc>
@@ -6146,17 +6028,7 @@
           </w:tcPr>
           <w:p>
             <w:r>
-              <w:rPr>
-                <w:rFonts w:ascii="Calibri" w:cs="Calibri" w:eastAsia="Calibri" w:hAnsi="Calibri"/>
-                <w:b w:val="false"/>
-                <w:bCs w:val="false"/>
-                <w:i w:val="false"/>
-                <w:iCs w:val="false"/>
-                <w:color w:val="000000"/>
-                <w:sz w:val="20"/>
-                <w:szCs w:val="20"/>
-              </w:rPr>
-              <w:t xml:space="preserve"/>
+              <w:t>src/redirection.c: apply_redirection</w:t>
             </w:r>
           </w:p>
         </w:tc>
@@ -6252,17 +6124,7 @@
           </w:tcPr>
           <w:p>
             <w:r>
-              <w:rPr>
-                <w:rFonts w:ascii="Calibri" w:cs="Calibri" w:eastAsia="Calibri" w:hAnsi="Calibri"/>
-                <w:b w:val="false"/>
-                <w:bCs w:val="false"/>
-                <w:i w:val="false"/>
-                <w:iCs w:val="false"/>
-                <w:color w:val="000000"/>
-                <w:sz w:val="20"/>
-                <w:szCs w:val="20"/>
-              </w:rPr>
-              <w:t xml:space="preserve"/>
+              <w:t>src/redirection.c: apply_redirection</w:t>
             </w:r>
           </w:p>
         </w:tc>
@@ -6358,17 +6220,7 @@
           </w:tcPr>
           <w:p>
             <w:r>
-              <w:rPr>
-                <w:rFonts w:ascii="Calibri" w:cs="Calibri" w:eastAsia="Calibri" w:hAnsi="Calibri"/>
-                <w:b w:val="false"/>
-                <w:bCs w:val="false"/>
-                <w:i w:val="false"/>
-                <w:iCs w:val="false"/>
-                <w:color w:val="000000"/>
-                <w:sz w:val="20"/>
-                <w:szCs w:val="20"/>
-              </w:rPr>
-              <w:t xml:space="preserve"/>
+              <w:t>src/executor.c: execute_pipeline</w:t>
             </w:r>
           </w:p>
         </w:tc>
@@ -6464,17 +6316,7 @@
           </w:tcPr>
           <w:p>
             <w:r>
-              <w:rPr>
-                <w:rFonts w:ascii="Calibri" w:cs="Calibri" w:eastAsia="Calibri" w:hAnsi="Calibri"/>
-                <w:b w:val="false"/>
-                <w:bCs w:val="false"/>
-                <w:i w:val="false"/>
-                <w:iCs w:val="false"/>
-                <w:color w:val="000000"/>
-                <w:sz w:val="20"/>
-                <w:szCs w:val="20"/>
-              </w:rPr>
-              <w:t xml:space="preserve"/>
+              <w:t>src/executor.c: execute_pipeline, close_pipes</w:t>
             </w:r>
           </w:p>
         </w:tc>
@@ -6570,17 +6412,7 @@
           </w:tcPr>
           <w:p>
             <w:r>
-              <w:rPr>
-                <w:rFonts w:ascii="Calibri" w:cs="Calibri" w:eastAsia="Calibri" w:hAnsi="Calibri"/>
-                <w:b w:val="false"/>
-                <w:bCs w:val="false"/>
-                <w:i w:val="false"/>
-                <w:iCs w:val="false"/>
-                <w:color w:val="000000"/>
-                <w:sz w:val="20"/>
-                <w:szCs w:val="20"/>
-              </w:rPr>
-              <w:t xml:space="preserve"/>
+              <w:t>src/executor.c: run_in_background, execute_pipeline</w:t>
             </w:r>
           </w:p>
         </w:tc>
@@ -6676,17 +6508,7 @@
           </w:tcPr>
           <w:p>
             <w:r>
-              <w:rPr>
-                <w:rFonts w:ascii="Calibri" w:cs="Calibri" w:eastAsia="Calibri" w:hAnsi="Calibri"/>
-                <w:b w:val="false"/>
-                <w:bCs w:val="false"/>
-                <w:i w:val="false"/>
-                <w:iCs w:val="false"/>
-                <w:color w:val="000000"/>
-                <w:sz w:val="20"/>
-                <w:szCs w:val="20"/>
-              </w:rPr>
-              <w:t xml:space="preserve"/>
+              <w:t>src/executor.c: JobList, reap_finished_jobs, shell_job_list; src/builtins.c: jobs</w:t>
             </w:r>
           </w:p>
         </w:tc>
@@ -6782,17 +6604,7 @@
           </w:tcPr>
           <w:p>
             <w:r>
-              <w:rPr>
-                <w:rFonts w:ascii="Calibri" w:cs="Calibri" w:eastAsia="Calibri" w:hAnsi="Calibri"/>
-                <w:b w:val="false"/>
-                <w:bCs w:val="false"/>
-                <w:i w:val="false"/>
-                <w:iCs w:val="false"/>
-                <w:color w:val="000000"/>
-                <w:sz w:val="20"/>
-                <w:szCs w:val="20"/>
-              </w:rPr>
-              <w:t xml:space="preserve"/>
+              <w:t>src/environment.c: shell_getenv; src/parser.c: expand_variable; src/builtins.c: run_builtin</w:t>
             </w:r>
           </w:p>
         </w:tc>
@@ -6888,17 +6700,7 @@
           </w:tcPr>
           <w:p>
             <w:r>
-              <w:rPr>
-                <w:rFonts w:ascii="Calibri" w:cs="Calibri" w:eastAsia="Calibri" w:hAnsi="Calibri"/>
-                <w:b w:val="false"/>
-                <w:bCs w:val="false"/>
-                <w:i w:val="false"/>
-                <w:iCs w:val="false"/>
-                <w:color w:val="000000"/>
-                <w:sz w:val="20"/>
-                <w:szCs w:val="20"/>
-              </w:rPr>
-              <w:t xml:space="preserve"/>
+              <w:t>No implementation (stretch requirement)</w:t>
             </w:r>
           </w:p>
         </w:tc>
@@ -6994,17 +6796,7 @@
           </w:tcPr>
           <w:p>
             <w:r>
-              <w:rPr>
-                <w:rFonts w:ascii="Calibri" w:cs="Calibri" w:eastAsia="Calibri" w:hAnsi="Calibri"/>
-                <w:b w:val="false"/>
-                <w:bCs w:val="false"/>
-                <w:i w:val="false"/>
-                <w:iCs w:val="false"/>
-                <w:color w:val="000000"/>
-                <w:sz w:val="20"/>
-                <w:szCs w:val="20"/>
-              </w:rPr>
-              <w:t xml:space="preserve"/>
+              <w:t>No implementation (stretch requirement)</w:t>
             </w:r>
           </w:p>
         </w:tc>
@@ -7100,17 +6892,7 @@
           </w:tcPr>
           <w:p>
             <w:r>
-              <w:rPr>
-                <w:rFonts w:ascii="Calibri" w:cs="Calibri" w:eastAsia="Calibri" w:hAnsi="Calibri"/>
-                <w:b w:val="false"/>
-                <w:bCs w:val="false"/>
-                <w:i w:val="false"/>
-                <w:iCs w:val="false"/>
-                <w:color w:val="000000"/>
-                <w:sz w:val="20"/>
-                <w:szCs w:val="20"/>
-              </w:rPr>
-              <w:t xml:space="preserve"/>
+              <w:t>No implementation (stretch requirement)</w:t>
             </w:r>
           </w:p>
         </w:tc>
@@ -7206,17 +6988,7 @@
           </w:tcPr>
           <w:p>
             <w:r>
-              <w:rPr>
-                <w:rFonts w:ascii="Calibri" w:cs="Calibri" w:eastAsia="Calibri" w:hAnsi="Calibri"/>
-                <w:b w:val="false"/>
-                <w:bCs w:val="false"/>
-                <w:i w:val="false"/>
-                <w:iCs w:val="false"/>
-                <w:color w:val="000000"/>
-                <w:sz w:val="20"/>
-                <w:szCs w:val="20"/>
-              </w:rPr>
-              <w:t xml:space="preserve"/>
+              <w:t>src/executor.c: fork/exec paths; no setuid/setgid calls</w:t>
             </w:r>
           </w:p>
         </w:tc>
@@ -7312,17 +7084,7 @@
           </w:tcPr>
           <w:p>
             <w:r>
-              <w:rPr>
-                <w:rFonts w:ascii="Calibri" w:cs="Calibri" w:eastAsia="Calibri" w:hAnsi="Calibri"/>
-                <w:b w:val="false"/>
-                <w:bCs w:val="false"/>
-                <w:i w:val="false"/>
-                <w:iCs w:val="false"/>
-                <w:color w:val="000000"/>
-                <w:sz w:val="20"/>
-                <w:szCs w:val="20"/>
-              </w:rPr>
-              <w:t xml:space="preserve"/>
+              <w:t>src/redirection.c: has_parent_component, canonical_redirection_input, canonical_redirection_output, apply_redirection</w:t>
             </w:r>
           </w:p>
         </w:tc>
@@ -7418,17 +7180,49 @@
           </w:tcPr>
           <w:p>
             <w:r>
-              <w:rPr>
-                <w:rFonts w:ascii="Calibri" w:cs="Calibri" w:eastAsia="Calibri" w:hAnsi="Calibri"/>
-                <w:b w:val="false"/>
-                <w:bCs w:val="false"/>
-                <w:i w:val="false"/>
-                <w:iCs w:val="false"/>
-                <w:color w:val="000000"/>
-                <w:sz w:val="20"/>
-                <w:szCs w:val="20"/>
-              </w:rPr>
-              <w:t xml:space="preserve"/>
+              <w:t>src/environment.c: shell_getenv; src/parser.c: expand_variable</w:t>
+            </w:r>
+          </w:p>
+        </w:tc>
+      </w:tr>
+      <w:tr>
+        <w:tc>
+          <w:tcPr>
+            <w:tcW w:type="dxa" w:w="900"/>
+          </w:tcPr>
+          <w:p>
+            <w:r>
+              <w:t>REQ-SEC-4</w:t>
+            </w:r>
+          </w:p>
+        </w:tc>
+        <w:tc>
+          <w:tcPr>
+            <w:tcW w:type="dxa" w:w="1200"/>
+          </w:tcPr>
+          <w:p>
+            <w:r>
+              <w:t>Diya</w:t>
+            </w:r>
+          </w:p>
+        </w:tc>
+        <w:tc>
+          <w:tcPr>
+            <w:tcW w:type="dxa" w:w="4200"/>
+          </w:tcPr>
+          <w:p>
+            <w:r>
+              <w:t>Shell shall enforce input-length and argument-count limits</w:t>
+            </w:r>
+          </w:p>
+        </w:tc>
+        <w:tc>
+          <w:tcPr>
+            <w:tcW w:type="dxa" w:w="2200"/>
+          </w:tcPr>
+          <w:p>
+            <w:r>
+              <w:t>src/limits.h; src/main.c: bounded input; src/parser.c: argument-count validation</w:t>
             </w:r>
           </w:p>
         </w:tc>
